--- a/code/demo/knowledge.docx
+++ b/code/demo/knowledge.docx
@@ -9,23 +9,6 @@
       <w:r>
         <w:t>贝壳公司员工手册</w:t>
       </w:r>
-    </w:p>
-    <w:p>
-      <w:r>
-        <w:t>版本: 2024年第1版</w:t>
-      </w:r>
-    </w:p>
-    <w:p>
-      <w:r>
-        <w:t>发布日期: 2024-01-01</w:t>
-      </w:r>
-    </w:p>
-    <w:p>
-      <w:r>
-        <w:t>---</w:t>
-      </w:r>
-      <w:bookmarkStart w:id="0" w:name="_GoBack"/>
-      <w:bookmarkEnd w:id="0"/>
     </w:p>
     <w:p>
       <w:pPr>
@@ -50,16 +33,6 @@
     </w:p>
     <w:p>
       <w:r>
-        <w:t>【适用范围】全体正式员工</w:t>
-      </w:r>
-    </w:p>
-    <w:p>
-      <w:r>
-        <w:t>【生效日期】2024年1月1日</w:t>
-      </w:r>
-    </w:p>
-    <w:p>
-      <w:r>
         <w:t>【文件编号】BK-HR-2024-001</w:t>
       </w:r>
     </w:p>
@@ -70,6 +43,8 @@
       <w:r>
         <w:t>第二章 薪酬福利制度</w:t>
       </w:r>
+      <w:bookmarkStart w:id="0" w:name="_GoBack"/>
+      <w:bookmarkEnd w:id="0"/>
     </w:p>
     <w:p>
       <w:pPr>
@@ -87,11 +62,6 @@
     <w:p>
       <w:r>
         <w:t>【申请条件】应届毕业生(毕业2年内)</w:t>
-      </w:r>
-    </w:p>
-    <w:p>
-      <w:r>
-        <w:t>【生效日期】2024年1月1日</w:t>
       </w:r>
     </w:p>
     <w:p>
@@ -139,18 +109,33 @@
       </w:r>
     </w:p>
     <w:p>
+      <w:pPr>
+        <w:rPr>
+          <w:rFonts w:hint="eastAsia" w:eastAsia="宋体"/>
+          <w:lang w:val="en-US" w:eastAsia="zh-CN"/>
+        </w:rPr>
+      </w:pPr>
       <w:r>
-        <w:t>- 工作1-5年: 5天年假</w:t>
+        <w:rPr>
+          <w:rFonts w:hint="eastAsia" w:eastAsia="宋体"/>
+          <w:lang w:val="en-US" w:eastAsia="zh-CN"/>
+        </w:rPr>
+        <w:t>- 入职起第一年即可享受总共10天带薪年假，逐次发放，每次发放0.5天</w:t>
       </w:r>
     </w:p>
     <w:p>
+      <w:pPr>
+        <w:rPr>
+          <w:rFonts w:hint="default" w:eastAsia="宋体"/>
+          <w:lang w:val="en-US" w:eastAsia="zh-CN"/>
+        </w:rPr>
+      </w:pPr>
       <w:r>
-        <w:t>- 工作5-10年: 10天年假</w:t>
-      </w:r>
-    </w:p>
-    <w:p>
-      <w:r>
-        <w:t>- 工作10年以上: 15天年假</w:t>
+        <w:rPr>
+          <w:rFonts w:hint="eastAsia" w:eastAsia="宋体"/>
+          <w:lang w:val="en-US" w:eastAsia="zh-CN"/>
+        </w:rPr>
+        <w:t>- 往后工龄每增加一年，总年假增加一天</w:t>
       </w:r>
     </w:p>
     <w:p>
@@ -167,8 +152,21 @@
       </w:r>
     </w:p>
     <w:p>
+      <w:pPr>
+        <w:rPr>
+          <w:rFonts w:hint="eastAsia" w:eastAsia="宋体"/>
+          <w:lang w:val="en-US" w:eastAsia="zh-CN"/>
+        </w:rPr>
+      </w:pPr>
       <w:r>
-        <w:t>【规定】员工因病需要休假的,凭医院证明可申请病假,病假期间工资按80%发放。</w:t>
+        <w:t>【规定】员工因病需要休假的,</w:t>
+      </w:r>
+      <w:r>
+        <w:rPr>
+          <w:rFonts w:hint="eastAsia" w:eastAsia="宋体"/>
+          <w:lang w:val="en-US" w:eastAsia="zh-CN"/>
+        </w:rPr>
+        <w:t xml:space="preserve"> 每个月可申请一天带薪病假</w:t>
       </w:r>
     </w:p>
     <w:p>
@@ -419,7 +417,7 @@
     <w:lsdException w:uiPriority="99" w:name="footnote text"/>
     <w:lsdException w:uiPriority="99" w:name="annotation text"/>
     <w:lsdException w:uiPriority="99" w:semiHidden="0" w:name="header"/>
-    <w:lsdException w:uiPriority="99" w:semiHidden="0" w:name="footer"/>
+    <w:lsdException w:qFormat="1" w:uiPriority="99" w:semiHidden="0" w:name="footer"/>
     <w:lsdException w:uiPriority="99" w:name="index heading"/>
     <w:lsdException w:qFormat="1" w:uiPriority="35" w:name="caption"/>
     <w:lsdException w:uiPriority="99" w:name="table of figures"/>
@@ -436,13 +434,13 @@
     <w:lsdException w:uiPriority="99" w:name="toa heading"/>
     <w:lsdException w:uiPriority="99" w:semiHidden="0" w:name="List"/>
     <w:lsdException w:uiPriority="99" w:semiHidden="0" w:name="List Bullet"/>
-    <w:lsdException w:uiPriority="99" w:semiHidden="0" w:name="List Number"/>
+    <w:lsdException w:qFormat="1" w:uiPriority="99" w:semiHidden="0" w:name="List Number"/>
     <w:lsdException w:uiPriority="99" w:semiHidden="0" w:name="List 2"/>
     <w:lsdException w:uiPriority="99" w:semiHidden="0" w:name="List 3"/>
     <w:lsdException w:uiPriority="99" w:name="List 4"/>
     <w:lsdException w:uiPriority="99" w:name="List 5"/>
-    <w:lsdException w:uiPriority="99" w:semiHidden="0" w:name="List Bullet 2"/>
-    <w:lsdException w:uiPriority="99" w:semiHidden="0" w:name="List Bullet 3"/>
+    <w:lsdException w:qFormat="1" w:uiPriority="99" w:semiHidden="0" w:name="List Bullet 2"/>
+    <w:lsdException w:qFormat="1" w:uiPriority="99" w:semiHidden="0" w:name="List Bullet 3"/>
     <w:lsdException w:uiPriority="99" w:name="List Bullet 4"/>
     <w:lsdException w:uiPriority="99" w:name="List Bullet 5"/>
     <w:lsdException w:uiPriority="99" w:semiHidden="0" w:name="List Number 2"/>
@@ -468,7 +466,7 @@
     <w:lsdException w:uiPriority="99" w:name="Body Text First Indent 2"/>
     <w:lsdException w:uiPriority="99" w:name="Note Heading"/>
     <w:lsdException w:uiPriority="99" w:semiHidden="0" w:name="Body Text 2"/>
-    <w:lsdException w:uiPriority="99" w:semiHidden="0" w:name="Body Text 3"/>
+    <w:lsdException w:qFormat="1" w:uiPriority="99" w:semiHidden="0" w:name="Body Text 3"/>
     <w:lsdException w:uiPriority="99" w:name="Body Text Indent 2"/>
     <w:lsdException w:uiPriority="99" w:name="Body Text Indent 3"/>
     <w:lsdException w:uiPriority="99" w:name="Block Text"/>
@@ -538,10 +536,10 @@
     <w:lsdException w:unhideWhenUsed="0" w:uiPriority="59" w:semiHidden="0" w:name="Table Grid"/>
     <w:lsdException w:uiPriority="99" w:name="Table Theme"/>
     <w:lsdException w:qFormat="1" w:unhideWhenUsed="0" w:uiPriority="1" w:semiHidden="0" w:name="No Spacing"/>
-    <w:lsdException w:unhideWhenUsed="0" w:uiPriority="60" w:semiHidden="0" w:name="Light Shading"/>
+    <w:lsdException w:qFormat="1" w:unhideWhenUsed="0" w:uiPriority="60" w:semiHidden="0" w:name="Light Shading"/>
     <w:lsdException w:unhideWhenUsed="0" w:uiPriority="61" w:semiHidden="0" w:name="Light List"/>
-    <w:lsdException w:unhideWhenUsed="0" w:uiPriority="62" w:semiHidden="0" w:name="Light Grid"/>
-    <w:lsdException w:unhideWhenUsed="0" w:uiPriority="63" w:semiHidden="0" w:name="Medium Shading 1"/>
+    <w:lsdException w:qFormat="1" w:unhideWhenUsed="0" w:uiPriority="62" w:semiHidden="0" w:name="Light Grid"/>
+    <w:lsdException w:qFormat="1" w:unhideWhenUsed="0" w:uiPriority="63" w:semiHidden="0" w:name="Medium Shading 1"/>
     <w:lsdException w:unhideWhenUsed="0" w:uiPriority="64" w:semiHidden="0" w:name="Medium Shading 2"/>
     <w:lsdException w:unhideWhenUsed="0" w:uiPriority="65" w:semiHidden="0" w:name="Medium List 1"/>
     <w:lsdException w:unhideWhenUsed="0" w:uiPriority="66" w:semiHidden="0" w:name="Medium List 2"/>
@@ -569,7 +567,7 @@
     <w:lsdException w:unhideWhenUsed="0" w:uiPriority="71" w:semiHidden="0" w:name="Colorful Shading Accent 1"/>
     <w:lsdException w:unhideWhenUsed="0" w:uiPriority="72" w:semiHidden="0" w:name="Colorful List Accent 1"/>
     <w:lsdException w:unhideWhenUsed="0" w:uiPriority="73" w:semiHidden="0" w:name="Colorful Grid Accent 1"/>
-    <w:lsdException w:unhideWhenUsed="0" w:uiPriority="60" w:semiHidden="0" w:name="Light Shading Accent 2"/>
+    <w:lsdException w:qFormat="1" w:unhideWhenUsed="0" w:uiPriority="60" w:semiHidden="0" w:name="Light Shading Accent 2"/>
     <w:lsdException w:unhideWhenUsed="0" w:uiPriority="61" w:semiHidden="0" w:name="Light List Accent 2"/>
     <w:lsdException w:unhideWhenUsed="0" w:uiPriority="62" w:semiHidden="0" w:name="Light Grid Accent 2"/>
     <w:lsdException w:unhideWhenUsed="0" w:uiPriority="63" w:semiHidden="0" w:name="Medium Shading 1 Accent 2"/>
@@ -585,8 +583,8 @@
     <w:lsdException w:unhideWhenUsed="0" w:uiPriority="73" w:semiHidden="0" w:name="Colorful Grid Accent 2"/>
     <w:lsdException w:unhideWhenUsed="0" w:uiPriority="60" w:semiHidden="0" w:name="Light Shading Accent 3"/>
     <w:lsdException w:unhideWhenUsed="0" w:uiPriority="61" w:semiHidden="0" w:name="Light List Accent 3"/>
-    <w:lsdException w:unhideWhenUsed="0" w:uiPriority="62" w:semiHidden="0" w:name="Light Grid Accent 3"/>
-    <w:lsdException w:unhideWhenUsed="0" w:uiPriority="63" w:semiHidden="0" w:name="Medium Shading 1 Accent 3"/>
+    <w:lsdException w:qFormat="1" w:unhideWhenUsed="0" w:uiPriority="62" w:semiHidden="0" w:name="Light Grid Accent 3"/>
+    <w:lsdException w:qFormat="1" w:unhideWhenUsed="0" w:uiPriority="63" w:semiHidden="0" w:name="Medium Shading 1 Accent 3"/>
     <w:lsdException w:unhideWhenUsed="0" w:uiPriority="64" w:semiHidden="0" w:name="Medium Shading 2 Accent 3"/>
     <w:lsdException w:unhideWhenUsed="0" w:uiPriority="65" w:semiHidden="0" w:name="Medium List 1 Accent 3"/>
     <w:lsdException w:unhideWhenUsed="0" w:uiPriority="66" w:semiHidden="0" w:name="Medium List 2 Accent 3"/>
@@ -610,9 +608,9 @@
     <w:lsdException w:unhideWhenUsed="0" w:uiPriority="70" w:semiHidden="0" w:name="Dark List Accent 4"/>
     <w:lsdException w:unhideWhenUsed="0" w:uiPriority="71" w:semiHidden="0" w:name="Colorful Shading Accent 4"/>
     <w:lsdException w:unhideWhenUsed="0" w:uiPriority="72" w:semiHidden="0" w:name="Colorful List Accent 4"/>
-    <w:lsdException w:unhideWhenUsed="0" w:uiPriority="73" w:semiHidden="0" w:name="Colorful Grid Accent 4"/>
+    <w:lsdException w:qFormat="1" w:unhideWhenUsed="0" w:uiPriority="73" w:semiHidden="0" w:name="Colorful Grid Accent 4"/>
     <w:lsdException w:unhideWhenUsed="0" w:uiPriority="60" w:semiHidden="0" w:name="Light Shading Accent 5"/>
-    <w:lsdException w:unhideWhenUsed="0" w:uiPriority="61" w:semiHidden="0" w:name="Light List Accent 5"/>
+    <w:lsdException w:qFormat="1" w:unhideWhenUsed="0" w:uiPriority="61" w:semiHidden="0" w:name="Light List Accent 5"/>
     <w:lsdException w:unhideWhenUsed="0" w:uiPriority="62" w:semiHidden="0" w:name="Light Grid Accent 5"/>
     <w:lsdException w:unhideWhenUsed="0" w:uiPriority="63" w:semiHidden="0" w:name="Medium Shading 1 Accent 5"/>
     <w:lsdException w:unhideWhenUsed="0" w:uiPriority="64" w:semiHidden="0" w:name="Medium Shading 2 Accent 5"/>
@@ -626,8 +624,8 @@
     <w:lsdException w:unhideWhenUsed="0" w:uiPriority="72" w:semiHidden="0" w:name="Colorful List Accent 5"/>
     <w:lsdException w:unhideWhenUsed="0" w:uiPriority="73" w:semiHidden="0" w:name="Colorful Grid Accent 5"/>
     <w:lsdException w:unhideWhenUsed="0" w:uiPriority="60" w:semiHidden="0" w:name="Light Shading Accent 6"/>
-    <w:lsdException w:unhideWhenUsed="0" w:uiPriority="61" w:semiHidden="0" w:name="Light List Accent 6"/>
-    <w:lsdException w:unhideWhenUsed="0" w:uiPriority="62" w:semiHidden="0" w:name="Light Grid Accent 6"/>
+    <w:lsdException w:qFormat="1" w:unhideWhenUsed="0" w:uiPriority="61" w:semiHidden="0" w:name="Light List Accent 6"/>
+    <w:lsdException w:qFormat="1" w:unhideWhenUsed="0" w:uiPriority="62" w:semiHidden="0" w:name="Light Grid Accent 6"/>
     <w:lsdException w:unhideWhenUsed="0" w:uiPriority="63" w:semiHidden="0" w:name="Medium Shading 1 Accent 6"/>
     <w:lsdException w:unhideWhenUsed="0" w:uiPriority="64" w:semiHidden="0" w:name="Medium Shading 2 Accent 6"/>
     <w:lsdException w:unhideWhenUsed="0" w:uiPriority="65" w:semiHidden="0" w:name="Medium List 1 Accent 6"/>
@@ -961,6 +959,7 @@
     <w:name w:val="List Number"/>
     <w:basedOn w:val="1"/>
     <w:unhideWhenUsed/>
+    <w:qFormat/>
     <w:uiPriority w:val="99"/>
     <w:pPr>
       <w:numPr>
@@ -1012,6 +1011,7 @@
     <w:basedOn w:val="1"/>
     <w:link w:val="146"/>
     <w:unhideWhenUsed/>
+    <w:qFormat/>
     <w:uiPriority w:val="99"/>
     <w:pPr>
       <w:spacing w:after="120"/>
@@ -1025,6 +1025,7 @@
     <w:name w:val="List Bullet 3"/>
     <w:basedOn w:val="1"/>
     <w:unhideWhenUsed/>
+    <w:qFormat/>
     <w:uiPriority w:val="99"/>
     <w:pPr>
       <w:numPr>
@@ -1082,6 +1083,7 @@
     <w:name w:val="List Bullet 2"/>
     <w:basedOn w:val="1"/>
     <w:unhideWhenUsed/>
+    <w:qFormat/>
     <w:uiPriority w:val="99"/>
     <w:pPr>
       <w:numPr>
@@ -1096,6 +1098,7 @@
     <w:basedOn w:val="1"/>
     <w:link w:val="136"/>
     <w:unhideWhenUsed/>
+    <w:qFormat/>
     <w:uiPriority w:val="99"/>
     <w:pPr>
       <w:tabs>
@@ -1233,6 +1236,7 @@
   <w:style w:type="table" w:styleId="34">
     <w:name w:val="Light Shading"/>
     <w:basedOn w:val="32"/>
+    <w:qFormat/>
     <w:uiPriority w:val="60"/>
     <w:pPr>
       <w:spacing w:after="0" w:line="240" w:lineRule="auto"/>
@@ -1431,6 +1435,7 @@
   <w:style w:type="table" w:styleId="36">
     <w:name w:val="Light Shading Accent 2"/>
     <w:basedOn w:val="32"/>
+    <w:qFormat/>
     <w:uiPriority w:val="60"/>
     <w:pPr>
       <w:spacing w:after="0" w:line="240" w:lineRule="auto"/>
@@ -2391,6 +2396,7 @@
   <w:style w:type="table" w:styleId="46">
     <w:name w:val="Light List Accent 5"/>
     <w:basedOn w:val="32"/>
+    <w:qFormat/>
     <w:uiPriority w:val="61"/>
     <w:pPr>
       <w:spacing w:after="0" w:line="240" w:lineRule="auto"/>
@@ -2484,6 +2490,7 @@
   <w:style w:type="table" w:styleId="47">
     <w:name w:val="Light List Accent 6"/>
     <w:basedOn w:val="32"/>
+    <w:qFormat/>
     <w:uiPriority w:val="61"/>
     <w:pPr>
       <w:spacing w:after="0" w:line="240" w:lineRule="auto"/>
@@ -2577,6 +2584,7 @@
   <w:style w:type="table" w:styleId="48">
     <w:name w:val="Light Grid"/>
     <w:basedOn w:val="32"/>
+    <w:qFormat/>
     <w:uiPriority w:val="62"/>
     <w:pPr>
       <w:spacing w:after="0" w:line="240" w:lineRule="auto"/>
@@ -2955,6 +2963,7 @@
   <w:style w:type="table" w:styleId="51">
     <w:name w:val="Light Grid Accent 3"/>
     <w:basedOn w:val="32"/>
+    <w:qFormat/>
     <w:uiPriority w:val="62"/>
     <w:pPr>
       <w:spacing w:after="0" w:line="240" w:lineRule="auto"/>
@@ -3333,6 +3342,7 @@
   <w:style w:type="table" w:styleId="54">
     <w:name w:val="Light Grid Accent 6"/>
     <w:basedOn w:val="32"/>
+    <w:qFormat/>
     <w:uiPriority w:val="62"/>
     <w:pPr>
       <w:spacing w:after="0" w:line="240" w:lineRule="auto"/>
@@ -3459,6 +3469,7 @@
   <w:style w:type="table" w:styleId="55">
     <w:name w:val="Medium Shading 1"/>
     <w:basedOn w:val="32"/>
+    <w:qFormat/>
     <w:uiPriority w:val="63"/>
     <w:pPr>
       <w:spacing w:after="0" w:line="240" w:lineRule="auto"/>
@@ -3780,6 +3791,7 @@
   <w:style w:type="table" w:styleId="58">
     <w:name w:val="Medium Shading 1 Accent 3"/>
     <w:basedOn w:val="32"/>
+    <w:qFormat/>
     <w:uiPriority w:val="63"/>
     <w:pPr>
       <w:spacing w:after="0" w:line="240" w:lineRule="auto"/>
@@ -12349,6 +12361,7 @@
   <w:style w:type="table" w:styleId="129">
     <w:name w:val="Colorful Grid Accent 4"/>
     <w:basedOn w:val="32"/>
+    <w:qFormat/>
     <w:uiPriority w:val="73"/>
     <w:pPr>
       <w:spacing w:after="0" w:line="240" w:lineRule="auto"/>
